--- a/Collatio/8/1. Textos/1. Marcados/8-F.docx
+++ b/Collatio/8/1. Textos/1. Marcados/8-F.docx
@@ -3,107 +3,27 @@
 <w:document xmlns:wpc="http://schemas.microsoft.com/office/word/2010/wordprocessingCanvas" xmlns:cx="http://schemas.microsoft.com/office/drawing/2014/chartex" xmlns:cx1="http://schemas.microsoft.com/office/drawing/2015/9/8/chartex" xmlns:cx2="http://schemas.microsoft.com/office/drawing/2015/10/21/chartex" xmlns:cx3="http://schemas.microsoft.com/office/drawing/2016/5/9/chartex" xmlns:cx4="http://schemas.microsoft.com/office/drawing/2016/5/10/chartex" xmlns:cx5="http://schemas.microsoft.com/office/drawing/2016/5/11/chartex" xmlns:cx6="http://schemas.microsoft.com/office/drawing/2016/5/12/chartex" xmlns:cx7="http://schemas.microsoft.com/office/drawing/2016/5/13/chartex" xmlns:cx8="http://schemas.microsoft.com/office/drawing/2016/5/14/chartex" xmlns:mc="http://schemas.openxmlformats.org/markup-compatibility/2006" xmlns:aink="http://schemas.microsoft.com/office/drawing/2016/ink" xmlns:am3d="http://schemas.microsoft.com/office/drawing/2017/model3d" xmlns:o="urn:schemas-microsoft-com:office:office" xmlns:oel="http://schemas.microsoft.com/office/2019/extlst" xmlns:r="http://schemas.openxmlformats.org/officeDocument/2006/relationships" xmlns:m="http://schemas.openxmlformats.org/officeDocument/2006/math" xmlns:v="urn:schemas-microsoft-com:vml" xmlns:wp14="http://schemas.microsoft.com/office/word/2010/wordprocessingDrawing" xmlns:wp="http://schemas.openxmlformats.org/drawingml/2006/wordprocessingDrawing" xmlns:w10="urn:schemas-microsoft-com:office:word" xmlns:w="http://schemas.openxmlformats.org/wordprocessingml/2006/main" xmlns:w14="http://schemas.microsoft.com/office/word/2010/wordml" xmlns:w15="http://schemas.microsoft.com/office/word/2012/wordml" xmlns:w16cex="http://schemas.microsoft.com/office/word/2018/wordml/cex" xmlns:w16cid="http://schemas.microsoft.com/office/word/2016/wordml/cid" xmlns:w16="http://schemas.microsoft.com/office/word/2018/wordml" xmlns:w16du="http://schemas.microsoft.com/office/word/2023/wordml/word16du" xmlns:w16sdtdh="http://schemas.microsoft.com/office/word/2020/wordml/sdtdatahash" xmlns:w16sdtfl="http://schemas.microsoft.com/office/word/2024/wordml/sdtformatlock" xmlns:w16se="http://schemas.microsoft.com/office/word/2015/wordml/symex" xmlns:wpg="http://schemas.microsoft.com/office/word/2010/wordprocessingGroup" xmlns:wpi="http://schemas.microsoft.com/office/word/2010/wordprocessingInk" xmlns:wne="http://schemas.microsoft.com/office/word/2006/wordml" xmlns:wps="http://schemas.microsoft.com/office/word/2010/wordprocessingShape" mc:Ignorable="w14 w15 w16se w16cid w16 w16cex w16sdtdh w16sdtfl w16du wp14">
   <w:body>
     <w:p>
+      <w:pPr>
+        <w:rPr>
+          <w:rFonts w:ascii="Brill" w:hAnsi="Brill"/>
+        </w:rPr>
+      </w:pPr>
       <w:r>
         <w:rPr>
+          <w:rFonts w:ascii="Brill" w:hAnsi="Brill"/>
           <w:color w:val="FF0000"/>
         </w:rPr>
         <w:t xml:space="preserve">42r </w:t>
       </w:r>
       <w:r>
-        <w:t>Quaes</w:t>
-      </w:r>
-      <w:r>
-        <w:t>ivi</w:t>
-      </w:r>
-      <w:r>
-        <w:t>t Discipulus, ubi est anima hominis, estne aliquo in loco,</w:t>
-      </w:r>
-      <w:r>
-        <w:t xml:space="preserve"> ve</w:t>
-      </w:r>
-      <w:r>
-        <w:t>l toto corpore, quod incolat? Respondit Magister. scito animam flamen</w:t>
-      </w:r>
-      <w:r>
-        <w:t xml:space="preserve"> vi</w:t>
-      </w:r>
-      <w:r>
-        <w:t xml:space="preserve">tae esse, quod in corpus hominis anhelat immititque Deus iuxta sapientium dogma, praetorium eius, quod inhabitat, quoque plus est radicata, cor hominis est, quod inde coniici potest; quoniam homo </w:t>
-      </w:r>
-      <w:r>
-        <w:t>vul</w:t>
-      </w:r>
-      <w:r>
-        <w:t>nere aliquo sauciatus in corde, statim emoritur; totum enim cor</w:t>
-      </w:r>
-      <w:r>
-        <w:t xml:space="preserve"> vi</w:t>
-      </w:r>
-      <w:r>
-        <w:t>rtute animae praehensum est. At quam</w:t>
-      </w:r>
-      <w:r>
-        <w:t>vis</w:t>
-      </w:r>
-      <w:r>
-        <w:t xml:space="preserve"> locus ille praecipuus, et</w:t>
-      </w:r>
-      <w:r>
-        <w:t xml:space="preserve"> ve</w:t>
-      </w:r>
-      <w:r>
-        <w:t>lut curia inter reliquos sit, tamen per totum corpus</w:t>
-      </w:r>
-      <w:r>
-        <w:t xml:space="preserve"> vi</w:t>
-      </w:r>
-      <w:r>
-        <w:t>rtus eius profunditur, nemo hominum est in orbe, qui aliquod membrum corporis m</w:t>
-      </w:r>
-      <w:r>
-        <w:t>ove</w:t>
-      </w:r>
-      <w:r>
-        <w:t>re possit absque</w:t>
-      </w:r>
-      <w:r>
-        <w:t xml:space="preserve"> vi</w:t>
-      </w:r>
-      <w:r>
-        <w:t xml:space="preserve"> animae, quae id exequi negotiatur. Quemadmodum enim in </w:t>
-      </w:r>
-      <w:r>
-        <w:t>vol</w:t>
-      </w:r>
-      <w:r>
-        <w:t>untate id aggredi animus molitur, ita ut</w:t>
-      </w:r>
-      <w:r>
-        <w:t xml:space="preserve"> vi</w:t>
-      </w:r>
-      <w:r>
-        <w:t>m suam delegat, ut exequatur. tum facile demonstrabo tibi, quod quotidie accidit, et ita esse quod edoceo conspicari ipse potes. intuere hominem nulla</w:t>
-      </w:r>
-      <w:r>
-        <w:t xml:space="preserve"> vi</w:t>
-      </w:r>
-      <w:r>
-        <w:t>olenta morte, sed in lecto suo decedentem.</w:t>
-      </w:r>
-      <w:r>
-        <w:t xml:space="preserve"> Vi</w:t>
-      </w:r>
-      <w:r>
-        <w:t>debis quo pacto a corpore d</w:t>
-      </w:r>
-      <w:r>
-        <w:t>ive</w:t>
-      </w:r>
-      <w:r>
-        <w:t xml:space="preserve">llitur animus, </w:t>
+        <w:rPr>
+          <w:rFonts w:ascii="Brill" w:hAnsi="Brill"/>
+        </w:rPr>
+        <w:t xml:space="preserve">Quaesivit Discipulus, ubi est anima hominis, estne aliquo in loco, vel toto corpore, quod incolat? Respondit Magister. scito animam flamen vitae esse, quod in corpus hominis anhelat immititque Deus iuxta sapientium dogma, praetorium eius, quod inhabitat, quoque plus est radicata, cor hominis est, quod inde coniici potest; quoniam homo vulnere aliquo sauciatus in corde, statim emoritur; totum enim cor virtute animae praehensum est. At quamvis locus ille praecipuus, et velut curia inter reliquos sit, tamen per totum corpus virtus eius profunditur, nemo hominum est in orbe, qui aliquod membrum corporis movere possit absque vi animae, quae id exequi negotiatur. Quemadmodum enim in voluntate id aggredi animus molitur, ita ut vim suam delegat, ut exequatur. tum facile demonstrabo tibi, quod quotidie accidit, et ita esse quod edoceo conspicari ipse potes. intuere hominem nulla violenta morte, sed in lecto suo decedentem. Videbis quo pacto a corpore divellitur animus, </w:t>
       </w:r>
       <w:r>
         <w:rPr>
+          <w:rFonts w:ascii="Brill" w:hAnsi="Brill"/>
           <w:i/>
           <w:iCs/>
           <w:strike/>
@@ -112,22 +32,23 @@
         <w:t>ut ac ex it, huiusmodi</w:t>
       </w:r>
       <w:r>
+        <w:rPr>
+          <w:rFonts w:ascii="Brill" w:hAnsi="Brill"/>
+        </w:rPr>
         <w:t xml:space="preserve"> </w:t>
       </w:r>
       <w:r>
         <w:rPr>
+          <w:rFonts w:ascii="Brill" w:hAnsi="Brill"/>
           <w:color w:val="00B0F0"/>
         </w:rPr>
         <w:t>statim ac exit</w:t>
       </w:r>
       <w:r>
-        <w:t xml:space="preserve"> confestim emoritur corpus, a genibus exorsum; quanto enim plus effluit anima eo relinquit corpus emortuum pone illam, gelidumque illud, et gr</w:t>
-      </w:r>
-      <w:r>
-        <w:t>ave</w:t>
-      </w:r>
-      <w:r>
-        <w:t xml:space="preserve"> iacet.</w:t>
+        <w:rPr>
+          <w:rFonts w:ascii="Brill" w:hAnsi="Brill"/>
+        </w:rPr>
+        <w:t xml:space="preserve"> confestim emoritur corpus, a genibus exorsum; quanto enim plus effluit anima eo relinquit corpus emortuum pone illam, gelidumque illud, et grave iacet.</w:t>
       </w:r>
     </w:p>
     <w:sectPr>
